--- a/document-service/internal/documents/PK-FIZ-2.docx
+++ b/document-service/internal/documents/PK-FIZ-2.docx
@@ -2917,7 +2917,7 @@
           <w:i/>
           <w:sz w:val="20"/>
           <w:szCs w:val="20"/>
-          <w:lang w:val="en-US"/>
+          <w:lang w:val="ru-RU"/>
         </w:rPr>
       </w:pPr>
       <w:r>
@@ -3043,7 +3043,7 @@
           <w:rFonts w:ascii="Montserrat" w:eastAsia="Montserrat" w:hAnsi="Montserrat" w:cs="Montserrat"/>
           <w:sz w:val="20"/>
           <w:szCs w:val="20"/>
-          <w:lang w:val="en-US"/>
+          <w:lang w:val="ru-RU"/>
         </w:rPr>
       </w:pPr>
       <w:bookmarkStart w:id="0" w:name="_heading=h.eilct6s1smaw" w:colFirst="0" w:colLast="0"/>
@@ -12046,16 +12046,7 @@
                 <w:szCs w:val="20"/>
                 <w:lang w:val="en-US"/>
               </w:rPr>
-              <w:t>STATUS</w:t>
-            </w:r>
-            <w:r>
-              <w:rPr>
-                <w:rFonts w:ascii="Montserrat" w:eastAsia="Montserrat" w:hAnsi="Montserrat" w:cs="Montserrat"/>
-                <w:sz w:val="20"/>
-                <w:szCs w:val="20"/>
-                <w:lang w:val="en-US"/>
-              </w:rPr>
-              <w:t xml:space="preserve"> </w:t>
+              <w:t xml:space="preserve">STATUS </w:t>
             </w:r>
             <w:r>
               <w:rPr>
@@ -12289,17 +12280,7 @@
                 <w:szCs w:val="20"/>
                 <w:lang w:val="en-US"/>
               </w:rPr>
-              <w:t>SERIAE NUMBERE, GIVENE</w:t>
-            </w:r>
-            <w:r>
-              <w:rPr>
-                <w:rFonts w:ascii="Montserrat" w:eastAsia="Montserrat" w:hAnsi="Montserrat" w:cs="Montserrat"/>
-                <w:bCs/>
-                <w:sz w:val="20"/>
-                <w:szCs w:val="20"/>
-                <w:lang w:val="en-US"/>
-              </w:rPr>
-              <w:t xml:space="preserve"> </w:t>
+              <w:t xml:space="preserve">SERIAE NUMBERE, GIVENE </w:t>
             </w:r>
           </w:p>
           <w:p>
@@ -12340,17 +12321,7 @@
                 <w:szCs w:val="20"/>
                 <w:lang w:val="en-US"/>
               </w:rPr>
-              <w:t xml:space="preserve"> </w:t>
-            </w:r>
-            <w:r>
-              <w:rPr>
-                <w:rFonts w:ascii="Montserrat" w:eastAsia="Montserrat" w:hAnsi="Montserrat" w:cs="Montserrat"/>
-                <w:bCs/>
-                <w:sz w:val="20"/>
-                <w:szCs w:val="20"/>
-                <w:lang w:val="en-US"/>
-              </w:rPr>
-              <w:t>CITYE, STREETE, HOUSEE, BUILDINGE, APARTMENTE.</w:t>
+              <w:t xml:space="preserve"> CITYE, STREETE, HOUSEE, BUILDINGE, APARTMENTE.</w:t>
             </w:r>
           </w:p>
           <w:p>
@@ -12553,10 +12524,12 @@
             <w:r>
               <w:rPr>
                 <w:rFonts w:ascii="Montserrat" w:eastAsia="Montserrat" w:hAnsi="Montserrat" w:cs="Montserrat"/>
+                <w:bCs/>
                 <w:sz w:val="20"/>
                 <w:szCs w:val="20"/>
+                <w:lang w:val="en-US"/>
               </w:rPr>
-              <w:t xml:space="preserve">__________  </w:t>
+              <w:t>LISTENERFIO</w:t>
             </w:r>
           </w:p>
           <w:p>
@@ -13451,6 +13424,7 @@
   <w:style w:type="character" w:default="1" w:styleId="a0">
     <w:name w:val="Default Paragraph Font"/>
     <w:uiPriority w:val="1"/>
+    <w:semiHidden/>
     <w:unhideWhenUsed/>
   </w:style>
   <w:style w:type="table" w:default="1" w:styleId="a1">

--- a/document-service/internal/documents/PK-FIZ-2.docx
+++ b/document-service/internal/documents/PK-FIZ-2.docx
@@ -14,6 +14,7 @@
           <w:b/>
           <w:sz w:val="20"/>
           <w:szCs w:val="20"/>
+          <w:lang w:val="ru-RU"/>
         </w:rPr>
       </w:pPr>
       <w:r>
@@ -51,6 +52,16 @@
           <w:szCs w:val="20"/>
         </w:rPr>
         <w:t xml:space="preserve"> </w:t>
+      </w:r>
+      <w:r>
+        <w:rPr>
+          <w:rFonts w:ascii="Montserrat" w:eastAsia="Montserrat" w:hAnsi="Montserrat" w:cs="Montserrat"/>
+          <w:b/>
+          <w:sz w:val="20"/>
+          <w:szCs w:val="20"/>
+          <w:lang w:val="en-US"/>
+        </w:rPr>
+        <w:t>DOCUMENTNUMBER</w:t>
       </w:r>
     </w:p>
     <w:p>
@@ -352,7 +363,16 @@
           <w:sz w:val="20"/>
           <w:szCs w:val="20"/>
         </w:rPr>
-        <w:t>2025</w:t>
+        <w:t>20</w:t>
+      </w:r>
+      <w:r>
+        <w:rPr>
+          <w:rFonts w:ascii="Montserrat" w:eastAsia="Montserrat" w:hAnsi="Montserrat" w:cs="Montserrat"/>
+          <w:sz w:val="20"/>
+          <w:szCs w:val="20"/>
+          <w:lang w:val="en-US"/>
+        </w:rPr>
+        <w:t>__</w:t>
       </w:r>
       <w:r>
         <w:rPr>
@@ -1236,25 +1256,7 @@
           <w:sz w:val="20"/>
           <w:szCs w:val="20"/>
         </w:rPr>
-        <w:t>именуемый(</w:t>
-      </w:r>
-      <w:proofErr w:type="spellStart"/>
-      <w:r>
-        <w:rPr>
-          <w:rFonts w:ascii="Montserrat" w:eastAsia="Montserrat" w:hAnsi="Montserrat" w:cs="Montserrat"/>
-          <w:sz w:val="20"/>
-          <w:szCs w:val="20"/>
-        </w:rPr>
-        <w:t>ая</w:t>
-      </w:r>
-      <w:proofErr w:type="spellEnd"/>
-      <w:r>
-        <w:rPr>
-          <w:rFonts w:ascii="Montserrat" w:eastAsia="Montserrat" w:hAnsi="Montserrat" w:cs="Montserrat"/>
-          <w:sz w:val="20"/>
-          <w:szCs w:val="20"/>
-        </w:rPr>
-        <w:t>)</w:t>
+        <w:t>именуемый(ая)</w:t>
       </w:r>
       <w:r>
         <w:rPr>
@@ -5250,25 +5252,7 @@
           <w:sz w:val="20"/>
           <w:szCs w:val="20"/>
         </w:rPr>
-        <w:t>(</w:t>
-      </w:r>
-      <w:proofErr w:type="spellStart"/>
-      <w:r>
-        <w:rPr>
-          <w:rFonts w:ascii="Montserrat" w:eastAsia="Montserrat" w:hAnsi="Montserrat" w:cs="Montserrat"/>
-          <w:sz w:val="20"/>
-          <w:szCs w:val="20"/>
-        </w:rPr>
-        <w:t>пп</w:t>
-      </w:r>
-      <w:proofErr w:type="spellEnd"/>
-      <w:r>
-        <w:rPr>
-          <w:rFonts w:ascii="Montserrat" w:eastAsia="Montserrat" w:hAnsi="Montserrat" w:cs="Montserrat"/>
-          <w:sz w:val="20"/>
-          <w:szCs w:val="20"/>
-        </w:rPr>
-        <w:t>.</w:t>
+        <w:t>(пп.</w:t>
       </w:r>
       <w:r>
         <w:rPr>

--- a/document-service/internal/documents/PK-FIZ-2.docx
+++ b/document-service/internal/documents/PK-FIZ-2.docx
@@ -1,6 +1,6 @@
 
 <file path=word/document.xml><?xml version="1.0" encoding="utf-8"?>
-<w:document xmlns:wpc="http://schemas.microsoft.com/office/word/2010/wordprocessingCanvas" xmlns:cx="http://schemas.microsoft.com/office/drawing/2014/chartex" xmlns:cx1="http://schemas.microsoft.com/office/drawing/2015/9/8/chartex" xmlns:cx2="http://schemas.microsoft.com/office/drawing/2015/10/21/chartex" xmlns:cx3="http://schemas.microsoft.com/office/drawing/2016/5/9/chartex" xmlns:cx4="http://schemas.microsoft.com/office/drawing/2016/5/10/chartex" xmlns:cx5="http://schemas.microsoft.com/office/drawing/2016/5/11/chartex" xmlns:cx6="http://schemas.microsoft.com/office/drawing/2016/5/12/chartex" xmlns:cx7="http://schemas.microsoft.com/office/drawing/2016/5/13/chartex" xmlns:cx8="http://schemas.microsoft.com/office/drawing/2016/5/14/chartex" xmlns:mc="http://schemas.openxmlformats.org/markup-compatibility/2006" xmlns:aink="http://schemas.microsoft.com/office/drawing/2016/ink" xmlns:am3d="http://schemas.microsoft.com/office/drawing/2017/model3d" xmlns:o="urn:schemas-microsoft-com:office:office" xmlns:oel="http://schemas.microsoft.com/office/2019/extlst" xmlns:r="http://schemas.openxmlformats.org/officeDocument/2006/relationships" xmlns:m="http://schemas.openxmlformats.org/officeDocument/2006/math" xmlns:v="urn:schemas-microsoft-com:vml" xmlns:wp14="http://schemas.microsoft.com/office/word/2010/wordprocessingDrawing" xmlns:wp="http://schemas.openxmlformats.org/drawingml/2006/wordprocessingDrawing" xmlns:w10="urn:schemas-microsoft-com:office:word" xmlns:w="http://schemas.openxmlformats.org/wordprocessingml/2006/main" xmlns:w14="http://schemas.microsoft.com/office/word/2010/wordml" xmlns:w15="http://schemas.microsoft.com/office/word/2012/wordml" xmlns:w16cex="http://schemas.microsoft.com/office/word/2018/wordml/cex" xmlns:w16cid="http://schemas.microsoft.com/office/word/2016/wordml/cid" xmlns:w16="http://schemas.microsoft.com/office/word/2018/wordml" xmlns:w16du="http://schemas.microsoft.com/office/word/2023/wordml/word16du" xmlns:w16sdtdh="http://schemas.microsoft.com/office/word/2020/wordml/sdtdatahash" xmlns:w16sdtfl="http://schemas.microsoft.com/office/word/2024/wordml/sdtformatlock" xmlns:w16se="http://schemas.microsoft.com/office/word/2015/wordml/symex" xmlns:wpg="http://schemas.microsoft.com/office/word/2010/wordprocessingGroup" xmlns:wpi="http://schemas.microsoft.com/office/word/2010/wordprocessingInk" xmlns:wne="http://schemas.microsoft.com/office/word/2006/wordml" xmlns:wps="http://schemas.microsoft.com/office/word/2010/wordprocessingShape" mc:Ignorable="w14 w15 w16se w16cid w16 w16cex w16sdtdh w16sdtfl w16du wp14">
+<w:document xmlns:wpc="http://schemas.microsoft.com/office/word/2010/wordprocessingCanvas" xmlns:cx="http://schemas.microsoft.com/office/drawing/2014/chartex" xmlns:cx1="http://schemas.microsoft.com/office/drawing/2015/9/8/chartex" xmlns:cx2="http://schemas.microsoft.com/office/drawing/2015/10/21/chartex" xmlns:cx3="http://schemas.microsoft.com/office/drawing/2016/5/9/chartex" xmlns:cx4="http://schemas.microsoft.com/office/drawing/2016/5/10/chartex" xmlns:cx5="http://schemas.microsoft.com/office/drawing/2016/5/11/chartex" xmlns:cx6="http://schemas.microsoft.com/office/drawing/2016/5/12/chartex" xmlns:cx7="http://schemas.microsoft.com/office/drawing/2016/5/13/chartex" xmlns:cx8="http://schemas.microsoft.com/office/drawing/2016/5/14/chartex" xmlns:mc="http://schemas.openxmlformats.org/markup-compatibility/2006" xmlns:aink="http://schemas.microsoft.com/office/drawing/2016/ink" xmlns:am3d="http://schemas.microsoft.com/office/drawing/2017/model3d" xmlns:o="urn:schemas-microsoft-com:office:office" xmlns:r="http://schemas.openxmlformats.org/officeDocument/2006/relationships" xmlns:m="http://schemas.openxmlformats.org/officeDocument/2006/math" xmlns:v="urn:schemas-microsoft-com:vml" xmlns:wp14="http://schemas.microsoft.com/office/word/2010/wordprocessingDrawing" xmlns:wp="http://schemas.openxmlformats.org/drawingml/2006/wordprocessingDrawing" xmlns:w10="urn:schemas-microsoft-com:office:word" xmlns:w="http://schemas.openxmlformats.org/wordprocessingml/2006/main" xmlns:w14="http://schemas.microsoft.com/office/word/2010/wordml" xmlns:w15="http://schemas.microsoft.com/office/word/2012/wordml" xmlns:w16cex="http://schemas.microsoft.com/office/word/2018/wordml/cex" xmlns:w16cid="http://schemas.microsoft.com/office/word/2016/wordml/cid" xmlns:w16="http://schemas.microsoft.com/office/word/2018/wordml" xmlns:w16sdtdh="http://schemas.microsoft.com/office/word/2020/wordml/sdtdatahash" xmlns:w16se="http://schemas.microsoft.com/office/word/2015/wordml/symex" xmlns:wpg="http://schemas.microsoft.com/office/word/2010/wordprocessingGroup" xmlns:wpi="http://schemas.microsoft.com/office/word/2010/wordprocessingInk" xmlns:wne="http://schemas.microsoft.com/office/word/2006/wordml" xmlns:wps="http://schemas.microsoft.com/office/word/2010/wordprocessingShape" mc:Ignorable="w14 w15 w16se w16cid w16 w16cex w16sdtdh wp14">
   <w:body>
     <w:p>
       <w:pPr>
@@ -370,7 +370,7 @@
           <w:rFonts w:ascii="Montserrat" w:eastAsia="Montserrat" w:hAnsi="Montserrat" w:cs="Montserrat"/>
           <w:sz w:val="20"/>
           <w:szCs w:val="20"/>
-          <w:lang w:val="en-US"/>
+          <w:lang w:val="ru-RU"/>
         </w:rPr>
         <w:t>__</w:t>
       </w:r>
@@ -1102,8 +1102,17 @@
           <w:rFonts w:ascii="Montserrat" w:eastAsia="Montserrat" w:hAnsi="Montserrat" w:cs="Montserrat"/>
           <w:sz w:val="20"/>
           <w:szCs w:val="20"/>
-        </w:rPr>
-        <w:t>Устава,</w:t>
+          <w:lang w:val="en-US"/>
+        </w:rPr>
+        <w:t>YST</w:t>
+      </w:r>
+      <w:r>
+        <w:rPr>
+          <w:rFonts w:ascii="Montserrat" w:eastAsia="Montserrat" w:hAnsi="Montserrat" w:cs="Montserrat"/>
+          <w:sz w:val="20"/>
+          <w:szCs w:val="20"/>
+        </w:rPr>
+        <w:t>,</w:t>
       </w:r>
       <w:r>
         <w:rPr>
@@ -12557,7 +12566,7 @@
 </file>
 
 <file path=word/numbering.xml><?xml version="1.0" encoding="utf-8"?>
-<w:numbering xmlns:wpc="http://schemas.microsoft.com/office/word/2010/wordprocessingCanvas" xmlns:cx="http://schemas.microsoft.com/office/drawing/2014/chartex" xmlns:cx1="http://schemas.microsoft.com/office/drawing/2015/9/8/chartex" xmlns:cx2="http://schemas.microsoft.com/office/drawing/2015/10/21/chartex" xmlns:cx3="http://schemas.microsoft.com/office/drawing/2016/5/9/chartex" xmlns:cx4="http://schemas.microsoft.com/office/drawing/2016/5/10/chartex" xmlns:cx5="http://schemas.microsoft.com/office/drawing/2016/5/11/chartex" xmlns:cx6="http://schemas.microsoft.com/office/drawing/2016/5/12/chartex" xmlns:cx7="http://schemas.microsoft.com/office/drawing/2016/5/13/chartex" xmlns:cx8="http://schemas.microsoft.com/office/drawing/2016/5/14/chartex" xmlns:mc="http://schemas.openxmlformats.org/markup-compatibility/2006" xmlns:aink="http://schemas.microsoft.com/office/drawing/2016/ink" xmlns:am3d="http://schemas.microsoft.com/office/drawing/2017/model3d" xmlns:o="urn:schemas-microsoft-com:office:office" xmlns:oel="http://schemas.microsoft.com/office/2019/extlst" xmlns:r="http://schemas.openxmlformats.org/officeDocument/2006/relationships" xmlns:m="http://schemas.openxmlformats.org/officeDocument/2006/math" xmlns:v="urn:schemas-microsoft-com:vml" xmlns:wp14="http://schemas.microsoft.com/office/word/2010/wordprocessingDrawing" xmlns:wp="http://schemas.openxmlformats.org/drawingml/2006/wordprocessingDrawing" xmlns:w10="urn:schemas-microsoft-com:office:word" xmlns:w="http://schemas.openxmlformats.org/wordprocessingml/2006/main" xmlns:w14="http://schemas.microsoft.com/office/word/2010/wordml" xmlns:w15="http://schemas.microsoft.com/office/word/2012/wordml" xmlns:w16cex="http://schemas.microsoft.com/office/word/2018/wordml/cex" xmlns:w16cid="http://schemas.microsoft.com/office/word/2016/wordml/cid" xmlns:w16="http://schemas.microsoft.com/office/word/2018/wordml" xmlns:w16du="http://schemas.microsoft.com/office/word/2023/wordml/word16du" xmlns:w16sdtdh="http://schemas.microsoft.com/office/word/2020/wordml/sdtdatahash" xmlns:w16sdtfl="http://schemas.microsoft.com/office/word/2024/wordml/sdtformatlock" xmlns:w16se="http://schemas.microsoft.com/office/word/2015/wordml/symex" xmlns:wpg="http://schemas.microsoft.com/office/word/2010/wordprocessingGroup" xmlns:wpi="http://schemas.microsoft.com/office/word/2010/wordprocessingInk" xmlns:wne="http://schemas.microsoft.com/office/word/2006/wordml" xmlns:wps="http://schemas.microsoft.com/office/word/2010/wordprocessingShape" mc:Ignorable="w14 w15 w16se w16cid w16 w16cex w16sdtdh w16sdtfl w16du wp14">
+<w:numbering xmlns:wpc="http://schemas.microsoft.com/office/word/2010/wordprocessingCanvas" xmlns:cx="http://schemas.microsoft.com/office/drawing/2014/chartex" xmlns:cx1="http://schemas.microsoft.com/office/drawing/2015/9/8/chartex" xmlns:cx2="http://schemas.microsoft.com/office/drawing/2015/10/21/chartex" xmlns:cx3="http://schemas.microsoft.com/office/drawing/2016/5/9/chartex" xmlns:cx4="http://schemas.microsoft.com/office/drawing/2016/5/10/chartex" xmlns:cx5="http://schemas.microsoft.com/office/drawing/2016/5/11/chartex" xmlns:cx6="http://schemas.microsoft.com/office/drawing/2016/5/12/chartex" xmlns:cx7="http://schemas.microsoft.com/office/drawing/2016/5/13/chartex" xmlns:cx8="http://schemas.microsoft.com/office/drawing/2016/5/14/chartex" xmlns:mc="http://schemas.openxmlformats.org/markup-compatibility/2006" xmlns:aink="http://schemas.microsoft.com/office/drawing/2016/ink" xmlns:am3d="http://schemas.microsoft.com/office/drawing/2017/model3d" xmlns:o="urn:schemas-microsoft-com:office:office" xmlns:r="http://schemas.openxmlformats.org/officeDocument/2006/relationships" xmlns:m="http://schemas.openxmlformats.org/officeDocument/2006/math" xmlns:v="urn:schemas-microsoft-com:vml" xmlns:wp14="http://schemas.microsoft.com/office/word/2010/wordprocessingDrawing" xmlns:wp="http://schemas.openxmlformats.org/drawingml/2006/wordprocessingDrawing" xmlns:w10="urn:schemas-microsoft-com:office:word" xmlns:w="http://schemas.openxmlformats.org/wordprocessingml/2006/main" xmlns:w14="http://schemas.microsoft.com/office/word/2010/wordml" xmlns:w15="http://schemas.microsoft.com/office/word/2012/wordml" xmlns:w16cex="http://schemas.microsoft.com/office/word/2018/wordml/cex" xmlns:w16cid="http://schemas.microsoft.com/office/word/2016/wordml/cid" xmlns:w16="http://schemas.microsoft.com/office/word/2018/wordml" xmlns:w16sdtdh="http://schemas.microsoft.com/office/word/2020/wordml/sdtdatahash" xmlns:w16se="http://schemas.microsoft.com/office/word/2015/wordml/symex" xmlns:wpg="http://schemas.microsoft.com/office/word/2010/wordprocessingGroup" xmlns:wpi="http://schemas.microsoft.com/office/word/2010/wordprocessingInk" xmlns:wne="http://schemas.microsoft.com/office/word/2006/wordml" xmlns:wps="http://schemas.microsoft.com/office/word/2010/wordprocessingShape" mc:Ignorable="w14 w15 w16se w16cid w16 w16cex w16sdtdh wp14">
   <w:abstractNum w:abstractNumId="0" w15:restartNumberingAfterBreak="0">
     <w:nsid w:val="11010122"/>
     <w:multiLevelType w:val="multilevel"/>
@@ -12784,17 +12793,17 @@
       </w:rPr>
     </w:lvl>
   </w:abstractNum>
-  <w:num w:numId="1" w16cid:durableId="1409811417">
+  <w:num w:numId="1">
     <w:abstractNumId w:val="1"/>
   </w:num>
-  <w:num w:numId="2" w16cid:durableId="1245336634">
+  <w:num w:numId="2">
     <w:abstractNumId w:val="0"/>
   </w:num>
 </w:numbering>
 </file>
 
 <file path=word/styles.xml><?xml version="1.0" encoding="utf-8"?>
-<w:styles xmlns:mc="http://schemas.openxmlformats.org/markup-compatibility/2006" xmlns:r="http://schemas.openxmlformats.org/officeDocument/2006/relationships" xmlns:w="http://schemas.openxmlformats.org/wordprocessingml/2006/main" xmlns:w14="http://schemas.microsoft.com/office/word/2010/wordml" xmlns:w15="http://schemas.microsoft.com/office/word/2012/wordml" xmlns:w16cex="http://schemas.microsoft.com/office/word/2018/wordml/cex" xmlns:w16cid="http://schemas.microsoft.com/office/word/2016/wordml/cid" xmlns:w16="http://schemas.microsoft.com/office/word/2018/wordml" xmlns:w16du="http://schemas.microsoft.com/office/word/2023/wordml/word16du" xmlns:w16sdtdh="http://schemas.microsoft.com/office/word/2020/wordml/sdtdatahash" xmlns:w16sdtfl="http://schemas.microsoft.com/office/word/2024/wordml/sdtformatlock" xmlns:w16se="http://schemas.microsoft.com/office/word/2015/wordml/symex" mc:Ignorable="w14 w15 w16se w16cid w16 w16cex w16sdtdh w16sdtfl w16du">
+<w:styles xmlns:mc="http://schemas.openxmlformats.org/markup-compatibility/2006" xmlns:r="http://schemas.openxmlformats.org/officeDocument/2006/relationships" xmlns:w="http://schemas.openxmlformats.org/wordprocessingml/2006/main" xmlns:w14="http://schemas.microsoft.com/office/word/2010/wordml" xmlns:w15="http://schemas.microsoft.com/office/word/2012/wordml" xmlns:w16cex="http://schemas.microsoft.com/office/word/2018/wordml/cex" xmlns:w16cid="http://schemas.microsoft.com/office/word/2016/wordml/cid" xmlns:w16="http://schemas.microsoft.com/office/word/2018/wordml" xmlns:w16sdtdh="http://schemas.microsoft.com/office/word/2020/wordml/sdtdatahash" xmlns:w16se="http://schemas.microsoft.com/office/word/2015/wordml/symex" mc:Ignorable="w14 w15 w16se w16cid w16 w16cex w16sdtdh">
   <w:docDefaults>
     <w:rPrDefault>
       <w:rPr>

--- a/document-service/internal/documents/PK-FIZ-2.docx
+++ b/document-service/internal/documents/PK-FIZ-2.docx
@@ -12471,6 +12471,7 @@
             </w:r>
             <w:r>
               <w:rPr>
+                <w:rFonts w:ascii="Montserrat" w:hAnsi="Montserrat"/>
                 <w:bCs/>
                 <w:lang w:val="en-US"/>
               </w:rPr>
